--- a/Manuscript/tables-figures/table1.docx
+++ b/Manuscript/tables-figures/table1.docx
@@ -10,6 +10,16 @@
     <w:p>
       <w:pPr>
         <w:pStyle w:val="TableCaption"/>
+        <w:jc w:val="center"/>
+        <w:keepNext/>
+        <w:pBdr>
+          <w:bottom w:val="none" w:sz="0" w:space="0" w:color="000000"/>
+          <w:top w:val="none" w:sz="0" w:space="0" w:color="000000"/>
+          <w:left w:val="none" w:sz="0" w:space="0" w:color="000000"/>
+          <w:right w:val="none" w:sz="0" w:space="0" w:color="000000"/>
+        </w:pBdr>
+        <w:spacing w:after="60" w:before="60" w:line="240"/>
+        <w:ind w:left="60" w:right="60" w:firstLine="0" w:firstLineChars="0"/>
       </w:pPr>
       <w:r>
         <w:t xml:space="preserve">Table 1: Description of types of data.</w:t>
@@ -19,11 +29,11 @@
       <w:tblPr>
         <w:tblLayout w:type="autofit"/>
         <w:jc w:val="center"/>
+        <w:tblW w:type="pct" w:w="5000"/>
         <w:tblLook w:firstRow="1" w:lastRow="0" w:firstColumn="0" w:lastColumn="0" w:noHBand="0" w:noVBand="1"/>
       </w:tblPr>
       <w:tr>
         <w:trPr>
-          <w:cantSplit/>
           <w:trHeight w:val="360" w:hRule="auto"/>
           <w:tblHeader/>
         </w:trPr>
@@ -31,32 +41,40 @@
         <w:tc>
           <w:tcPr>
             <w:tcBorders>
-              <w:bottom w:val="single" w:sz="16" w:space="0" w:color="666666"/>
-              <w:top w:val="single" w:sz="16" w:space="0" w:color="666666"/>
-              <w:left w:val="none" w:sz="0" w:space="0" w:color="000000"/>
-              <w:right w:val="none" w:sz="0" w:space="0" w:color="000000"/>
-            </w:tcBorders>
-            <w:shd w:val="clear" w:color="auto" w:fill="FFFFFF"/>
-            <w:tcMar>
-              <w:top w:w="0" w:type="dxa"/>
-              <w:bottom w:w="0" w:type="dxa"/>
-              <w:left w:w="0" w:type="dxa"/>
-              <w:right w:w="0" w:type="dxa"/>
-            </w:tcMar>
-            <w:vAlign w:val="center"/>
-          </w:tcPr>
-          <w:p>
-            <w:pPr>
-              <w:jc w:val="left"/>
-              <w:keepNext/>
-              <w:pBdr>
-                <w:bottom w:val="none" w:sz="0" w:space="0" w:color="000000"/>
-                <w:top w:val="none" w:sz="0" w:space="0" w:color="000000"/>
-                <w:left w:val="none" w:sz="0" w:space="0" w:color="000000"/>
-                <w:right w:val="none" w:sz="0" w:space="0" w:color="000000"/>
-              </w:pBdr>
-              <w:spacing w:after="100" w:before="100" w:line="240"/>
-              <w:ind w:firstLine="0" w:left="100" w:right="100"/>
+              <w:bottom w:val="single" w:sz="12" w:space="0" w:color="666666"/>
+              <w:top w:val="single" w:sz="12" w:space="0" w:color="666666"/>
+              <w:left w:val="none" w:sz="0" w:space="0" w:color="000000"/>
+              <w:right w:val="none" w:sz="0" w:space="0" w:color="000000"/>
+            </w:tcBorders>
+            <w:shd w:val="clear" w:color="auto" w:fill="FFFFFF"/>
+            <w:tcMar>
+              <w:top w:w="0" w:type="dxa"/>
+              <w:bottom w:w="0" w:type="dxa"/>
+              <w:left w:w="0" w:type="dxa"/>
+              <w:right w:w="0" w:type="dxa"/>
+            </w:tcMar>
+            <w:vAlign w:val="center"/>
+          </w:tcPr>
+          <w:p>
+            <w:pPr>
+              <w:jc w:val="left"/>
+              <w:pBdr>
+                <w:bottom w:val="none" w:sz="0" w:space="0" w:color="000000"/>
+                <w:top w:val="none" w:sz="0" w:space="0" w:color="000000"/>
+                <w:left w:val="none" w:sz="0" w:space="0" w:color="000000"/>
+                <w:right w:val="none" w:sz="0" w:space="0" w:color="000000"/>
+              </w:pBdr>
+              <w:spacing w:after="100" w:before="100" w:line="240"/>
+              <w:ind w:left="100" w:right="100" w:firstLine="0" w:firstLineChars="0"/>
+              <w:rPr>
+                <w:rFonts w:ascii="Times New Roman" w:hAnsi="Helvetica" w:eastAsia="Helvetica" w:cs="Helvetica"/>
+                <w:i w:val="false"/>
+                <w:b w:val="false"/>
+                <w:u w:val="none"/>
+                <w:sz w:val="22"/>
+                <w:szCs w:val="22"/>
+                <w:color w:val="000000"/>
+              </w:rPr>
             </w:pPr>
             <w:r>
               <w:rPr>
@@ -75,32 +93,40 @@
         <w:tc>
           <w:tcPr>
             <w:tcBorders>
-              <w:bottom w:val="single" w:sz="16" w:space="0" w:color="666666"/>
-              <w:top w:val="single" w:sz="16" w:space="0" w:color="666666"/>
-              <w:left w:val="none" w:sz="0" w:space="0" w:color="000000"/>
-              <w:right w:val="none" w:sz="0" w:space="0" w:color="000000"/>
-            </w:tcBorders>
-            <w:shd w:val="clear" w:color="auto" w:fill="FFFFFF"/>
-            <w:tcMar>
-              <w:top w:w="0" w:type="dxa"/>
-              <w:bottom w:w="0" w:type="dxa"/>
-              <w:left w:w="0" w:type="dxa"/>
-              <w:right w:w="0" w:type="dxa"/>
-            </w:tcMar>
-            <w:vAlign w:val="center"/>
-          </w:tcPr>
-          <w:p>
-            <w:pPr>
-              <w:jc w:val="left"/>
-              <w:keepNext/>
-              <w:pBdr>
-                <w:bottom w:val="none" w:sz="0" w:space="0" w:color="000000"/>
-                <w:top w:val="none" w:sz="0" w:space="0" w:color="000000"/>
-                <w:left w:val="none" w:sz="0" w:space="0" w:color="000000"/>
-                <w:right w:val="none" w:sz="0" w:space="0" w:color="000000"/>
-              </w:pBdr>
-              <w:spacing w:after="100" w:before="100" w:line="240"/>
-              <w:ind w:firstLine="0" w:left="100" w:right="100"/>
+              <w:bottom w:val="single" w:sz="12" w:space="0" w:color="666666"/>
+              <w:top w:val="single" w:sz="12" w:space="0" w:color="666666"/>
+              <w:left w:val="none" w:sz="0" w:space="0" w:color="000000"/>
+              <w:right w:val="none" w:sz="0" w:space="0" w:color="000000"/>
+            </w:tcBorders>
+            <w:shd w:val="clear" w:color="auto" w:fill="FFFFFF"/>
+            <w:tcMar>
+              <w:top w:w="0" w:type="dxa"/>
+              <w:bottom w:w="0" w:type="dxa"/>
+              <w:left w:w="0" w:type="dxa"/>
+              <w:right w:w="0" w:type="dxa"/>
+            </w:tcMar>
+            <w:vAlign w:val="center"/>
+          </w:tcPr>
+          <w:p>
+            <w:pPr>
+              <w:jc w:val="left"/>
+              <w:pBdr>
+                <w:bottom w:val="none" w:sz="0" w:space="0" w:color="000000"/>
+                <w:top w:val="none" w:sz="0" w:space="0" w:color="000000"/>
+                <w:left w:val="none" w:sz="0" w:space="0" w:color="000000"/>
+                <w:right w:val="none" w:sz="0" w:space="0" w:color="000000"/>
+              </w:pBdr>
+              <w:spacing w:after="100" w:before="100" w:line="240"/>
+              <w:ind w:left="100" w:right="100" w:firstLine="0" w:firstLineChars="0"/>
+              <w:rPr>
+                <w:rFonts w:ascii="Times New Roman" w:hAnsi="Helvetica" w:eastAsia="Helvetica" w:cs="Helvetica"/>
+                <w:i w:val="false"/>
+                <w:b w:val="false"/>
+                <w:u w:val="none"/>
+                <w:sz w:val="22"/>
+                <w:szCs w:val="22"/>
+                <w:color w:val="000000"/>
+              </w:rPr>
             </w:pPr>
             <w:r>
               <w:rPr>
@@ -119,32 +145,40 @@
         <w:tc>
           <w:tcPr>
             <w:tcBorders>
-              <w:bottom w:val="single" w:sz="16" w:space="0" w:color="666666"/>
-              <w:top w:val="single" w:sz="16" w:space="0" w:color="666666"/>
-              <w:left w:val="none" w:sz="0" w:space="0" w:color="000000"/>
-              <w:right w:val="none" w:sz="0" w:space="0" w:color="000000"/>
-            </w:tcBorders>
-            <w:shd w:val="clear" w:color="auto" w:fill="FFFFFF"/>
-            <w:tcMar>
-              <w:top w:w="0" w:type="dxa"/>
-              <w:bottom w:w="0" w:type="dxa"/>
-              <w:left w:w="0" w:type="dxa"/>
-              <w:right w:w="0" w:type="dxa"/>
-            </w:tcMar>
-            <w:vAlign w:val="center"/>
-          </w:tcPr>
-          <w:p>
-            <w:pPr>
-              <w:jc w:val="left"/>
-              <w:keepNext/>
-              <w:pBdr>
-                <w:bottom w:val="none" w:sz="0" w:space="0" w:color="000000"/>
-                <w:top w:val="none" w:sz="0" w:space="0" w:color="000000"/>
-                <w:left w:val="none" w:sz="0" w:space="0" w:color="000000"/>
-                <w:right w:val="none" w:sz="0" w:space="0" w:color="000000"/>
-              </w:pBdr>
-              <w:spacing w:after="100" w:before="100" w:line="240"/>
-              <w:ind w:firstLine="0" w:left="100" w:right="100"/>
+              <w:bottom w:val="single" w:sz="12" w:space="0" w:color="666666"/>
+              <w:top w:val="single" w:sz="12" w:space="0" w:color="666666"/>
+              <w:left w:val="none" w:sz="0" w:space="0" w:color="000000"/>
+              <w:right w:val="none" w:sz="0" w:space="0" w:color="000000"/>
+            </w:tcBorders>
+            <w:shd w:val="clear" w:color="auto" w:fill="FFFFFF"/>
+            <w:tcMar>
+              <w:top w:w="0" w:type="dxa"/>
+              <w:bottom w:w="0" w:type="dxa"/>
+              <w:left w:w="0" w:type="dxa"/>
+              <w:right w:w="0" w:type="dxa"/>
+            </w:tcMar>
+            <w:vAlign w:val="center"/>
+          </w:tcPr>
+          <w:p>
+            <w:pPr>
+              <w:jc w:val="left"/>
+              <w:pBdr>
+                <w:bottom w:val="none" w:sz="0" w:space="0" w:color="000000"/>
+                <w:top w:val="none" w:sz="0" w:space="0" w:color="000000"/>
+                <w:left w:val="none" w:sz="0" w:space="0" w:color="000000"/>
+                <w:right w:val="none" w:sz="0" w:space="0" w:color="000000"/>
+              </w:pBdr>
+              <w:spacing w:after="100" w:before="100" w:line="240"/>
+              <w:ind w:left="100" w:right="100" w:firstLine="0" w:firstLineChars="0"/>
+              <w:rPr>
+                <w:rFonts w:ascii="Times New Roman" w:hAnsi="Helvetica" w:eastAsia="Helvetica" w:cs="Helvetica"/>
+                <w:i w:val="false"/>
+                <w:b w:val="false"/>
+                <w:u w:val="none"/>
+                <w:sz w:val="22"/>
+                <w:szCs w:val="22"/>
+                <w:color w:val="000000"/>
+              </w:rPr>
             </w:pPr>
             <w:r>
               <w:rPr>
@@ -163,32 +197,40 @@
         <w:tc>
           <w:tcPr>
             <w:tcBorders>
-              <w:bottom w:val="single" w:sz="16" w:space="0" w:color="666666"/>
-              <w:top w:val="single" w:sz="16" w:space="0" w:color="666666"/>
-              <w:left w:val="none" w:sz="0" w:space="0" w:color="000000"/>
-              <w:right w:val="none" w:sz="0" w:space="0" w:color="000000"/>
-            </w:tcBorders>
-            <w:shd w:val="clear" w:color="auto" w:fill="FFFFFF"/>
-            <w:tcMar>
-              <w:top w:w="0" w:type="dxa"/>
-              <w:bottom w:w="0" w:type="dxa"/>
-              <w:left w:w="0" w:type="dxa"/>
-              <w:right w:w="0" w:type="dxa"/>
-            </w:tcMar>
-            <w:vAlign w:val="center"/>
-          </w:tcPr>
-          <w:p>
-            <w:pPr>
-              <w:jc w:val="left"/>
-              <w:keepNext/>
-              <w:pBdr>
-                <w:bottom w:val="none" w:sz="0" w:space="0" w:color="000000"/>
-                <w:top w:val="none" w:sz="0" w:space="0" w:color="000000"/>
-                <w:left w:val="none" w:sz="0" w:space="0" w:color="000000"/>
-                <w:right w:val="none" w:sz="0" w:space="0" w:color="000000"/>
-              </w:pBdr>
-              <w:spacing w:after="100" w:before="100" w:line="240"/>
-              <w:ind w:firstLine="0" w:left="100" w:right="100"/>
+              <w:bottom w:val="single" w:sz="12" w:space="0" w:color="666666"/>
+              <w:top w:val="single" w:sz="12" w:space="0" w:color="666666"/>
+              <w:left w:val="none" w:sz="0" w:space="0" w:color="000000"/>
+              <w:right w:val="none" w:sz="0" w:space="0" w:color="000000"/>
+            </w:tcBorders>
+            <w:shd w:val="clear" w:color="auto" w:fill="FFFFFF"/>
+            <w:tcMar>
+              <w:top w:w="0" w:type="dxa"/>
+              <w:bottom w:w="0" w:type="dxa"/>
+              <w:left w:w="0" w:type="dxa"/>
+              <w:right w:w="0" w:type="dxa"/>
+            </w:tcMar>
+            <w:vAlign w:val="center"/>
+          </w:tcPr>
+          <w:p>
+            <w:pPr>
+              <w:jc w:val="left"/>
+              <w:pBdr>
+                <w:bottom w:val="none" w:sz="0" w:space="0" w:color="000000"/>
+                <w:top w:val="none" w:sz="0" w:space="0" w:color="000000"/>
+                <w:left w:val="none" w:sz="0" w:space="0" w:color="000000"/>
+                <w:right w:val="none" w:sz="0" w:space="0" w:color="000000"/>
+              </w:pBdr>
+              <w:spacing w:after="100" w:before="100" w:line="240"/>
+              <w:ind w:left="100" w:right="100" w:firstLine="0" w:firstLineChars="0"/>
+              <w:rPr>
+                <w:rFonts w:ascii="Times New Roman" w:hAnsi="Helvetica" w:eastAsia="Helvetica" w:cs="Helvetica"/>
+                <w:i w:val="false"/>
+                <w:b w:val="false"/>
+                <w:u w:val="none"/>
+                <w:sz w:val="22"/>
+                <w:szCs w:val="22"/>
+                <w:color w:val="000000"/>
+              </w:rPr>
             </w:pPr>
             <w:r>
               <w:rPr>
@@ -207,7 +249,6 @@
       </w:tr>
       <w:tr>
         <w:trPr>
-          <w:cantSplit/>
           <w:trHeight w:val="360" w:hRule="auto"/>
         </w:trPr>
         body1
@@ -215,31 +256,39 @@
           <w:tcPr>
             <w:tcBorders>
               <w:bottom w:val="none" w:sz="0" w:space="0" w:color="000000"/>
-              <w:top w:val="none" w:sz="0" w:space="0" w:color="000000"/>
-              <w:left w:val="none" w:sz="0" w:space="0" w:color="000000"/>
-              <w:right w:val="none" w:sz="0" w:space="0" w:color="000000"/>
-            </w:tcBorders>
-            <w:shd w:val="clear" w:color="auto" w:fill="FFFFFF"/>
-            <w:tcMar>
-              <w:top w:w="0" w:type="dxa"/>
-              <w:bottom w:w="0" w:type="dxa"/>
-              <w:left w:w="0" w:type="dxa"/>
-              <w:right w:w="0" w:type="dxa"/>
-            </w:tcMar>
-            <w:vAlign w:val="center"/>
-          </w:tcPr>
-          <w:p>
-            <w:pPr>
-              <w:jc w:val="left"/>
-              <w:keepNext/>
-              <w:pBdr>
-                <w:bottom w:val="none" w:sz="0" w:space="0" w:color="000000"/>
-                <w:top w:val="none" w:sz="0" w:space="0" w:color="000000"/>
-                <w:left w:val="none" w:sz="0" w:space="0" w:color="000000"/>
-                <w:right w:val="none" w:sz="0" w:space="0" w:color="000000"/>
-              </w:pBdr>
-              <w:spacing w:after="100" w:before="100" w:line="240"/>
-              <w:ind w:firstLine="0" w:left="100" w:right="100"/>
+              <w:top w:val="single" w:sz="12" w:space="0" w:color="666666"/>
+              <w:left w:val="none" w:sz="0" w:space="0" w:color="000000"/>
+              <w:right w:val="none" w:sz="0" w:space="0" w:color="000000"/>
+            </w:tcBorders>
+            <w:shd w:val="clear" w:color="auto" w:fill="FFFFFF"/>
+            <w:tcMar>
+              <w:top w:w="0" w:type="dxa"/>
+              <w:bottom w:w="0" w:type="dxa"/>
+              <w:left w:w="0" w:type="dxa"/>
+              <w:right w:w="0" w:type="dxa"/>
+            </w:tcMar>
+            <w:vAlign w:val="center"/>
+          </w:tcPr>
+          <w:p>
+            <w:pPr>
+              <w:jc w:val="left"/>
+              <w:pBdr>
+                <w:bottom w:val="none" w:sz="0" w:space="0" w:color="000000"/>
+                <w:top w:val="none" w:sz="0" w:space="0" w:color="000000"/>
+                <w:left w:val="none" w:sz="0" w:space="0" w:color="000000"/>
+                <w:right w:val="none" w:sz="0" w:space="0" w:color="000000"/>
+              </w:pBdr>
+              <w:spacing w:after="100" w:before="100" w:line="240"/>
+              <w:ind w:left="100" w:right="100" w:firstLine="0" w:firstLineChars="0"/>
+              <w:rPr>
+                <w:rFonts w:ascii="Times New Roman" w:hAnsi="Helvetica" w:eastAsia="Helvetica" w:cs="Helvetica"/>
+                <w:i w:val="false"/>
+                <w:b w:val="false"/>
+                <w:u w:val="none"/>
+                <w:sz w:val="22"/>
+                <w:szCs w:val="22"/>
+                <w:color w:val="000000"/>
+              </w:rPr>
             </w:pPr>
             <w:r>
               <w:rPr>
@@ -259,31 +308,39 @@
           <w:tcPr>
             <w:tcBorders>
               <w:bottom w:val="none" w:sz="0" w:space="0" w:color="000000"/>
-              <w:top w:val="none" w:sz="0" w:space="0" w:color="000000"/>
-              <w:left w:val="none" w:sz="0" w:space="0" w:color="000000"/>
-              <w:right w:val="none" w:sz="0" w:space="0" w:color="000000"/>
-            </w:tcBorders>
-            <w:shd w:val="clear" w:color="auto" w:fill="FFFFFF"/>
-            <w:tcMar>
-              <w:top w:w="0" w:type="dxa"/>
-              <w:bottom w:w="0" w:type="dxa"/>
-              <w:left w:w="0" w:type="dxa"/>
-              <w:right w:w="0" w:type="dxa"/>
-            </w:tcMar>
-            <w:vAlign w:val="center"/>
-          </w:tcPr>
-          <w:p>
-            <w:pPr>
-              <w:jc w:val="left"/>
-              <w:keepNext/>
-              <w:pBdr>
-                <w:bottom w:val="none" w:sz="0" w:space="0" w:color="000000"/>
-                <w:top w:val="none" w:sz="0" w:space="0" w:color="000000"/>
-                <w:left w:val="none" w:sz="0" w:space="0" w:color="000000"/>
-                <w:right w:val="none" w:sz="0" w:space="0" w:color="000000"/>
-              </w:pBdr>
-              <w:spacing w:after="100" w:before="100" w:line="240"/>
-              <w:ind w:firstLine="0" w:left="100" w:right="100"/>
+              <w:top w:val="single" w:sz="12" w:space="0" w:color="666666"/>
+              <w:left w:val="none" w:sz="0" w:space="0" w:color="000000"/>
+              <w:right w:val="none" w:sz="0" w:space="0" w:color="000000"/>
+            </w:tcBorders>
+            <w:shd w:val="clear" w:color="auto" w:fill="FFFFFF"/>
+            <w:tcMar>
+              <w:top w:w="0" w:type="dxa"/>
+              <w:bottom w:w="0" w:type="dxa"/>
+              <w:left w:w="0" w:type="dxa"/>
+              <w:right w:w="0" w:type="dxa"/>
+            </w:tcMar>
+            <w:vAlign w:val="center"/>
+          </w:tcPr>
+          <w:p>
+            <w:pPr>
+              <w:jc w:val="left"/>
+              <w:pBdr>
+                <w:bottom w:val="none" w:sz="0" w:space="0" w:color="000000"/>
+                <w:top w:val="none" w:sz="0" w:space="0" w:color="000000"/>
+                <w:left w:val="none" w:sz="0" w:space="0" w:color="000000"/>
+                <w:right w:val="none" w:sz="0" w:space="0" w:color="000000"/>
+              </w:pBdr>
+              <w:spacing w:after="100" w:before="100" w:line="240"/>
+              <w:ind w:left="100" w:right="100" w:firstLine="0" w:firstLineChars="0"/>
+              <w:rPr>
+                <w:rFonts w:ascii="Times New Roman" w:hAnsi="Helvetica" w:eastAsia="Helvetica" w:cs="Helvetica"/>
+                <w:i w:val="false"/>
+                <w:b w:val="false"/>
+                <w:u w:val="none"/>
+                <w:sz w:val="22"/>
+                <w:szCs w:val="22"/>
+                <w:color w:val="000000"/>
+              </w:rPr>
             </w:pPr>
             <w:r>
               <w:rPr>
@@ -339,31 +396,39 @@
           <w:tcPr>
             <w:tcBorders>
               <w:bottom w:val="none" w:sz="0" w:space="0" w:color="000000"/>
-              <w:top w:val="none" w:sz="0" w:space="0" w:color="000000"/>
-              <w:left w:val="none" w:sz="0" w:space="0" w:color="000000"/>
-              <w:right w:val="none" w:sz="0" w:space="0" w:color="000000"/>
-            </w:tcBorders>
-            <w:shd w:val="clear" w:color="auto" w:fill="FFFFFF"/>
-            <w:tcMar>
-              <w:top w:w="0" w:type="dxa"/>
-              <w:bottom w:w="0" w:type="dxa"/>
-              <w:left w:w="0" w:type="dxa"/>
-              <w:right w:w="0" w:type="dxa"/>
-            </w:tcMar>
-            <w:vAlign w:val="center"/>
-          </w:tcPr>
-          <w:p>
-            <w:pPr>
-              <w:jc w:val="left"/>
-              <w:keepNext/>
-              <w:pBdr>
-                <w:bottom w:val="none" w:sz="0" w:space="0" w:color="000000"/>
-                <w:top w:val="none" w:sz="0" w:space="0" w:color="000000"/>
-                <w:left w:val="none" w:sz="0" w:space="0" w:color="000000"/>
-                <w:right w:val="none" w:sz="0" w:space="0" w:color="000000"/>
-              </w:pBdr>
-              <w:spacing w:after="100" w:before="100" w:line="240"/>
-              <w:ind w:firstLine="0" w:left="100" w:right="100"/>
+              <w:top w:val="single" w:sz="12" w:space="0" w:color="666666"/>
+              <w:left w:val="none" w:sz="0" w:space="0" w:color="000000"/>
+              <w:right w:val="none" w:sz="0" w:space="0" w:color="000000"/>
+            </w:tcBorders>
+            <w:shd w:val="clear" w:color="auto" w:fill="FFFFFF"/>
+            <w:tcMar>
+              <w:top w:w="0" w:type="dxa"/>
+              <w:bottom w:w="0" w:type="dxa"/>
+              <w:left w:w="0" w:type="dxa"/>
+              <w:right w:w="0" w:type="dxa"/>
+            </w:tcMar>
+            <w:vAlign w:val="center"/>
+          </w:tcPr>
+          <w:p>
+            <w:pPr>
+              <w:jc w:val="left"/>
+              <w:pBdr>
+                <w:bottom w:val="none" w:sz="0" w:space="0" w:color="000000"/>
+                <w:top w:val="none" w:sz="0" w:space="0" w:color="000000"/>
+                <w:left w:val="none" w:sz="0" w:space="0" w:color="000000"/>
+                <w:right w:val="none" w:sz="0" w:space="0" w:color="000000"/>
+              </w:pBdr>
+              <w:spacing w:after="100" w:before="100" w:line="240"/>
+              <w:ind w:left="100" w:right="100" w:firstLine="0" w:firstLineChars="0"/>
+              <w:rPr>
+                <w:rFonts w:ascii="Times New Roman" w:hAnsi="Helvetica" w:eastAsia="Helvetica" w:cs="Helvetica"/>
+                <w:i w:val="false"/>
+                <w:b w:val="false"/>
+                <w:u w:val="none"/>
+                <w:sz w:val="22"/>
+                <w:szCs w:val="22"/>
+                <w:color w:val="000000"/>
+              </w:rPr>
             </w:pPr>
             <w:r>
               <w:rPr>
@@ -419,31 +484,39 @@
           <w:tcPr>
             <w:tcBorders>
               <w:bottom w:val="none" w:sz="0" w:space="0" w:color="000000"/>
-              <w:top w:val="none" w:sz="0" w:space="0" w:color="000000"/>
-              <w:left w:val="none" w:sz="0" w:space="0" w:color="000000"/>
-              <w:right w:val="none" w:sz="0" w:space="0" w:color="000000"/>
-            </w:tcBorders>
-            <w:shd w:val="clear" w:color="auto" w:fill="FFFFFF"/>
-            <w:tcMar>
-              <w:top w:w="0" w:type="dxa"/>
-              <w:bottom w:w="0" w:type="dxa"/>
-              <w:left w:w="0" w:type="dxa"/>
-              <w:right w:w="0" w:type="dxa"/>
-            </w:tcMar>
-            <w:vAlign w:val="center"/>
-          </w:tcPr>
-          <w:p>
-            <w:pPr>
-              <w:jc w:val="left"/>
-              <w:keepNext/>
-              <w:pBdr>
-                <w:bottom w:val="none" w:sz="0" w:space="0" w:color="000000"/>
-                <w:top w:val="none" w:sz="0" w:space="0" w:color="000000"/>
-                <w:left w:val="none" w:sz="0" w:space="0" w:color="000000"/>
-                <w:right w:val="none" w:sz="0" w:space="0" w:color="000000"/>
-              </w:pBdr>
-              <w:spacing w:after="100" w:before="100" w:line="240"/>
-              <w:ind w:firstLine="0" w:left="100" w:right="100"/>
+              <w:top w:val="single" w:sz="12" w:space="0" w:color="666666"/>
+              <w:left w:val="none" w:sz="0" w:space="0" w:color="000000"/>
+              <w:right w:val="none" w:sz="0" w:space="0" w:color="000000"/>
+            </w:tcBorders>
+            <w:shd w:val="clear" w:color="auto" w:fill="FFFFFF"/>
+            <w:tcMar>
+              <w:top w:w="0" w:type="dxa"/>
+              <w:bottom w:w="0" w:type="dxa"/>
+              <w:left w:w="0" w:type="dxa"/>
+              <w:right w:w="0" w:type="dxa"/>
+            </w:tcMar>
+            <w:vAlign w:val="center"/>
+          </w:tcPr>
+          <w:p>
+            <w:pPr>
+              <w:jc w:val="left"/>
+              <w:pBdr>
+                <w:bottom w:val="none" w:sz="0" w:space="0" w:color="000000"/>
+                <w:top w:val="none" w:sz="0" w:space="0" w:color="000000"/>
+                <w:left w:val="none" w:sz="0" w:space="0" w:color="000000"/>
+                <w:right w:val="none" w:sz="0" w:space="0" w:color="000000"/>
+              </w:pBdr>
+              <w:spacing w:after="100" w:before="100" w:line="240"/>
+              <w:ind w:left="100" w:right="100" w:firstLine="0" w:firstLineChars="0"/>
+              <w:rPr>
+                <w:rFonts w:ascii="Times New Roman" w:hAnsi="Helvetica" w:eastAsia="Helvetica" w:cs="Helvetica"/>
+                <w:i w:val="false"/>
+                <w:b w:val="false"/>
+                <w:u w:val="none"/>
+                <w:sz w:val="22"/>
+                <w:szCs w:val="22"/>
+                <w:color w:val="000000"/>
+              </w:rPr>
             </w:pPr>
             <w:r>
               <w:rPr>
@@ -498,7 +571,6 @@
       </w:tr>
       <w:tr>
         <w:trPr>
-          <w:cantSplit/>
           <w:trHeight w:val="360" w:hRule="auto"/>
         </w:trPr>
         body2
@@ -522,15 +594,23 @@
           <w:p>
             <w:pPr>
               <w:jc w:val="left"/>
-              <w:keepNext/>
-              <w:pBdr>
-                <w:bottom w:val="none" w:sz="0" w:space="0" w:color="000000"/>
-                <w:top w:val="none" w:sz="0" w:space="0" w:color="000000"/>
-                <w:left w:val="none" w:sz="0" w:space="0" w:color="000000"/>
-                <w:right w:val="none" w:sz="0" w:space="0" w:color="000000"/>
-              </w:pBdr>
-              <w:spacing w:after="100" w:before="100" w:line="240"/>
-              <w:ind w:firstLine="0" w:left="100" w:right="100"/>
+              <w:pBdr>
+                <w:bottom w:val="none" w:sz="0" w:space="0" w:color="000000"/>
+                <w:top w:val="none" w:sz="0" w:space="0" w:color="000000"/>
+                <w:left w:val="none" w:sz="0" w:space="0" w:color="000000"/>
+                <w:right w:val="none" w:sz="0" w:space="0" w:color="000000"/>
+              </w:pBdr>
+              <w:spacing w:after="100" w:before="100" w:line="240"/>
+              <w:ind w:left="100" w:right="100" w:firstLine="0" w:firstLineChars="0"/>
+              <w:rPr>
+                <w:rFonts w:ascii="Times New Roman" w:hAnsi="Helvetica" w:eastAsia="Helvetica" w:cs="Helvetica"/>
+                <w:i w:val="false"/>
+                <w:b w:val="false"/>
+                <w:u w:val="none"/>
+                <w:sz w:val="22"/>
+                <w:szCs w:val="22"/>
+                <w:color w:val="000000"/>
+              </w:rPr>
             </w:pPr>
             <w:r>
               <w:rPr>
@@ -566,15 +646,23 @@
           <w:p>
             <w:pPr>
               <w:jc w:val="left"/>
-              <w:keepNext/>
-              <w:pBdr>
-                <w:bottom w:val="none" w:sz="0" w:space="0" w:color="000000"/>
-                <w:top w:val="none" w:sz="0" w:space="0" w:color="000000"/>
-                <w:left w:val="none" w:sz="0" w:space="0" w:color="000000"/>
-                <w:right w:val="none" w:sz="0" w:space="0" w:color="000000"/>
-              </w:pBdr>
-              <w:spacing w:after="100" w:before="100" w:line="240"/>
-              <w:ind w:firstLine="0" w:left="100" w:right="100"/>
+              <w:pBdr>
+                <w:bottom w:val="none" w:sz="0" w:space="0" w:color="000000"/>
+                <w:top w:val="none" w:sz="0" w:space="0" w:color="000000"/>
+                <w:left w:val="none" w:sz="0" w:space="0" w:color="000000"/>
+                <w:right w:val="none" w:sz="0" w:space="0" w:color="000000"/>
+              </w:pBdr>
+              <w:spacing w:after="100" w:before="100" w:line="240"/>
+              <w:ind w:left="100" w:right="100" w:firstLine="0" w:firstLineChars="0"/>
+              <w:rPr>
+                <w:rFonts w:ascii="Times New Roman" w:hAnsi="Helvetica" w:eastAsia="Helvetica" w:cs="Helvetica"/>
+                <w:i w:val="false"/>
+                <w:b w:val="false"/>
+                <w:u w:val="none"/>
+                <w:sz w:val="22"/>
+                <w:szCs w:val="22"/>
+                <w:color w:val="000000"/>
+              </w:rPr>
             </w:pPr>
             <w:r>
               <w:rPr>
@@ -610,15 +698,23 @@
           <w:p>
             <w:pPr>
               <w:jc w:val="left"/>
-              <w:keepNext/>
-              <w:pBdr>
-                <w:bottom w:val="none" w:sz="0" w:space="0" w:color="000000"/>
-                <w:top w:val="none" w:sz="0" w:space="0" w:color="000000"/>
-                <w:left w:val="none" w:sz="0" w:space="0" w:color="000000"/>
-                <w:right w:val="none" w:sz="0" w:space="0" w:color="000000"/>
-              </w:pBdr>
-              <w:spacing w:after="100" w:before="100" w:line="240"/>
-              <w:ind w:firstLine="0" w:left="100" w:right="100"/>
+              <w:pBdr>
+                <w:bottom w:val="none" w:sz="0" w:space="0" w:color="000000"/>
+                <w:top w:val="none" w:sz="0" w:space="0" w:color="000000"/>
+                <w:left w:val="none" w:sz="0" w:space="0" w:color="000000"/>
+                <w:right w:val="none" w:sz="0" w:space="0" w:color="000000"/>
+              </w:pBdr>
+              <w:spacing w:after="100" w:before="100" w:line="240"/>
+              <w:ind w:left="100" w:right="100" w:firstLine="0" w:firstLineChars="0"/>
+              <w:rPr>
+                <w:rFonts w:ascii="Times New Roman" w:hAnsi="Helvetica" w:eastAsia="Helvetica" w:cs="Helvetica"/>
+                <w:i w:val="false"/>
+                <w:b w:val="false"/>
+                <w:u w:val="none"/>
+                <w:sz w:val="22"/>
+                <w:szCs w:val="22"/>
+                <w:color w:val="000000"/>
+              </w:rPr>
             </w:pPr>
             <w:r>
               <w:rPr>
@@ -654,15 +750,23 @@
           <w:p>
             <w:pPr>
               <w:jc w:val="left"/>
-              <w:keepNext/>
-              <w:pBdr>
-                <w:bottom w:val="none" w:sz="0" w:space="0" w:color="000000"/>
-                <w:top w:val="none" w:sz="0" w:space="0" w:color="000000"/>
-                <w:left w:val="none" w:sz="0" w:space="0" w:color="000000"/>
-                <w:right w:val="none" w:sz="0" w:space="0" w:color="000000"/>
-              </w:pBdr>
-              <w:spacing w:after="100" w:before="100" w:line="240"/>
-              <w:ind w:firstLine="0" w:left="100" w:right="100"/>
+              <w:pBdr>
+                <w:bottom w:val="none" w:sz="0" w:space="0" w:color="000000"/>
+                <w:top w:val="none" w:sz="0" w:space="0" w:color="000000"/>
+                <w:left w:val="none" w:sz="0" w:space="0" w:color="000000"/>
+                <w:right w:val="none" w:sz="0" w:space="0" w:color="000000"/>
+              </w:pBdr>
+              <w:spacing w:after="100" w:before="100" w:line="240"/>
+              <w:ind w:left="100" w:right="100" w:firstLine="0" w:firstLineChars="0"/>
+              <w:rPr>
+                <w:rFonts w:ascii="Times New Roman" w:hAnsi="Helvetica" w:eastAsia="Helvetica" w:cs="Helvetica"/>
+                <w:i w:val="false"/>
+                <w:b w:val="false"/>
+                <w:u w:val="none"/>
+                <w:sz w:val="22"/>
+                <w:szCs w:val="22"/>
+                <w:color w:val="000000"/>
+              </w:rPr>
             </w:pPr>
             <w:r>
               <w:rPr>
@@ -681,7 +785,6 @@
       </w:tr>
       <w:tr>
         <w:trPr>
-          <w:cantSplit/>
           <w:trHeight w:val="360" w:hRule="auto"/>
         </w:trPr>
         body3
@@ -705,15 +808,23 @@
           <w:p>
             <w:pPr>
               <w:jc w:val="left"/>
-              <w:keepNext/>
-              <w:pBdr>
-                <w:bottom w:val="none" w:sz="0" w:space="0" w:color="000000"/>
-                <w:top w:val="none" w:sz="0" w:space="0" w:color="000000"/>
-                <w:left w:val="none" w:sz="0" w:space="0" w:color="000000"/>
-                <w:right w:val="none" w:sz="0" w:space="0" w:color="000000"/>
-              </w:pBdr>
-              <w:spacing w:after="100" w:before="100" w:line="240"/>
-              <w:ind w:firstLine="0" w:left="100" w:right="100"/>
+              <w:pBdr>
+                <w:bottom w:val="none" w:sz="0" w:space="0" w:color="000000"/>
+                <w:top w:val="none" w:sz="0" w:space="0" w:color="000000"/>
+                <w:left w:val="none" w:sz="0" w:space="0" w:color="000000"/>
+                <w:right w:val="none" w:sz="0" w:space="0" w:color="000000"/>
+              </w:pBdr>
+              <w:spacing w:after="100" w:before="100" w:line="240"/>
+              <w:ind w:left="100" w:right="100" w:firstLine="0" w:firstLineChars="0"/>
+              <w:rPr>
+                <w:rFonts w:ascii="Times New Roman" w:hAnsi="Helvetica" w:eastAsia="Helvetica" w:cs="Helvetica"/>
+                <w:i w:val="false"/>
+                <w:b w:val="false"/>
+                <w:u w:val="none"/>
+                <w:sz w:val="22"/>
+                <w:szCs w:val="22"/>
+                <w:color w:val="000000"/>
+              </w:rPr>
             </w:pPr>
             <w:r>
               <w:rPr>
@@ -749,15 +860,23 @@
           <w:p>
             <w:pPr>
               <w:jc w:val="left"/>
-              <w:keepNext/>
-              <w:pBdr>
-                <w:bottom w:val="none" w:sz="0" w:space="0" w:color="000000"/>
-                <w:top w:val="none" w:sz="0" w:space="0" w:color="000000"/>
-                <w:left w:val="none" w:sz="0" w:space="0" w:color="000000"/>
-                <w:right w:val="none" w:sz="0" w:space="0" w:color="000000"/>
-              </w:pBdr>
-              <w:spacing w:after="100" w:before="100" w:line="240"/>
-              <w:ind w:firstLine="0" w:left="100" w:right="100"/>
+              <w:pBdr>
+                <w:bottom w:val="none" w:sz="0" w:space="0" w:color="000000"/>
+                <w:top w:val="none" w:sz="0" w:space="0" w:color="000000"/>
+                <w:left w:val="none" w:sz="0" w:space="0" w:color="000000"/>
+                <w:right w:val="none" w:sz="0" w:space="0" w:color="000000"/>
+              </w:pBdr>
+              <w:spacing w:after="100" w:before="100" w:line="240"/>
+              <w:ind w:left="100" w:right="100" w:firstLine="0" w:firstLineChars="0"/>
+              <w:rPr>
+                <w:rFonts w:ascii="Times New Roman" w:hAnsi="Helvetica" w:eastAsia="Helvetica" w:cs="Helvetica"/>
+                <w:i w:val="false"/>
+                <w:b w:val="false"/>
+                <w:u w:val="none"/>
+                <w:sz w:val="22"/>
+                <w:szCs w:val="22"/>
+                <w:color w:val="000000"/>
+              </w:rPr>
             </w:pPr>
             <w:r>
               <w:rPr>
@@ -793,15 +912,23 @@
           <w:p>
             <w:pPr>
               <w:jc w:val="left"/>
-              <w:keepNext/>
-              <w:pBdr>
-                <w:bottom w:val="none" w:sz="0" w:space="0" w:color="000000"/>
-                <w:top w:val="none" w:sz="0" w:space="0" w:color="000000"/>
-                <w:left w:val="none" w:sz="0" w:space="0" w:color="000000"/>
-                <w:right w:val="none" w:sz="0" w:space="0" w:color="000000"/>
-              </w:pBdr>
-              <w:spacing w:after="100" w:before="100" w:line="240"/>
-              <w:ind w:firstLine="0" w:left="100" w:right="100"/>
+              <w:pBdr>
+                <w:bottom w:val="none" w:sz="0" w:space="0" w:color="000000"/>
+                <w:top w:val="none" w:sz="0" w:space="0" w:color="000000"/>
+                <w:left w:val="none" w:sz="0" w:space="0" w:color="000000"/>
+                <w:right w:val="none" w:sz="0" w:space="0" w:color="000000"/>
+              </w:pBdr>
+              <w:spacing w:after="100" w:before="100" w:line="240"/>
+              <w:ind w:left="100" w:right="100" w:firstLine="0" w:firstLineChars="0"/>
+              <w:rPr>
+                <w:rFonts w:ascii="Times New Roman" w:hAnsi="Helvetica" w:eastAsia="Helvetica" w:cs="Helvetica"/>
+                <w:i w:val="false"/>
+                <w:b w:val="false"/>
+                <w:u w:val="none"/>
+                <w:sz w:val="22"/>
+                <w:szCs w:val="22"/>
+                <w:color w:val="000000"/>
+              </w:rPr>
             </w:pPr>
             <w:r>
               <w:rPr>
@@ -837,15 +964,23 @@
           <w:p>
             <w:pPr>
               <w:jc w:val="left"/>
-              <w:keepNext/>
-              <w:pBdr>
-                <w:bottom w:val="none" w:sz="0" w:space="0" w:color="000000"/>
-                <w:top w:val="none" w:sz="0" w:space="0" w:color="000000"/>
-                <w:left w:val="none" w:sz="0" w:space="0" w:color="000000"/>
-                <w:right w:val="none" w:sz="0" w:space="0" w:color="000000"/>
-              </w:pBdr>
-              <w:spacing w:after="100" w:before="100" w:line="240"/>
-              <w:ind w:firstLine="0" w:left="100" w:right="100"/>
+              <w:pBdr>
+                <w:bottom w:val="none" w:sz="0" w:space="0" w:color="000000"/>
+                <w:top w:val="none" w:sz="0" w:space="0" w:color="000000"/>
+                <w:left w:val="none" w:sz="0" w:space="0" w:color="000000"/>
+                <w:right w:val="none" w:sz="0" w:space="0" w:color="000000"/>
+              </w:pBdr>
+              <w:spacing w:after="100" w:before="100" w:line="240"/>
+              <w:ind w:left="100" w:right="100" w:firstLine="0" w:firstLineChars="0"/>
+              <w:rPr>
+                <w:rFonts w:ascii="Times New Roman" w:hAnsi="Helvetica" w:eastAsia="Helvetica" w:cs="Helvetica"/>
+                <w:i w:val="false"/>
+                <w:b w:val="false"/>
+                <w:u w:val="none"/>
+                <w:sz w:val="22"/>
+                <w:szCs w:val="22"/>
+                <w:color w:val="000000"/>
+              </w:rPr>
             </w:pPr>
             <w:r>
               <w:rPr>
@@ -864,7 +999,6 @@
       </w:tr>
       <w:tr>
         <w:trPr>
-          <w:cantSplit/>
           <w:trHeight w:val="360" w:hRule="auto"/>
         </w:trPr>
         body4
@@ -888,15 +1022,23 @@
           <w:p>
             <w:pPr>
               <w:jc w:val="left"/>
-              <w:keepNext/>
-              <w:pBdr>
-                <w:bottom w:val="none" w:sz="0" w:space="0" w:color="000000"/>
-                <w:top w:val="none" w:sz="0" w:space="0" w:color="000000"/>
-                <w:left w:val="none" w:sz="0" w:space="0" w:color="000000"/>
-                <w:right w:val="none" w:sz="0" w:space="0" w:color="000000"/>
-              </w:pBdr>
-              <w:spacing w:after="100" w:before="100" w:line="240"/>
-              <w:ind w:firstLine="0" w:left="100" w:right="100"/>
+              <w:pBdr>
+                <w:bottom w:val="none" w:sz="0" w:space="0" w:color="000000"/>
+                <w:top w:val="none" w:sz="0" w:space="0" w:color="000000"/>
+                <w:left w:val="none" w:sz="0" w:space="0" w:color="000000"/>
+                <w:right w:val="none" w:sz="0" w:space="0" w:color="000000"/>
+              </w:pBdr>
+              <w:spacing w:after="100" w:before="100" w:line="240"/>
+              <w:ind w:left="100" w:right="100" w:firstLine="0" w:firstLineChars="0"/>
+              <w:rPr>
+                <w:rFonts w:ascii="Times New Roman" w:hAnsi="Helvetica" w:eastAsia="Helvetica" w:cs="Helvetica"/>
+                <w:i w:val="false"/>
+                <w:b w:val="false"/>
+                <w:u w:val="none"/>
+                <w:sz w:val="22"/>
+                <w:szCs w:val="22"/>
+                <w:color w:val="000000"/>
+              </w:rPr>
             </w:pPr>
             <w:r>
               <w:rPr>
@@ -932,15 +1074,23 @@
           <w:p>
             <w:pPr>
               <w:jc w:val="left"/>
-              <w:keepNext/>
-              <w:pBdr>
-                <w:bottom w:val="none" w:sz="0" w:space="0" w:color="000000"/>
-                <w:top w:val="none" w:sz="0" w:space="0" w:color="000000"/>
-                <w:left w:val="none" w:sz="0" w:space="0" w:color="000000"/>
-                <w:right w:val="none" w:sz="0" w:space="0" w:color="000000"/>
-              </w:pBdr>
-              <w:spacing w:after="100" w:before="100" w:line="240"/>
-              <w:ind w:firstLine="0" w:left="100" w:right="100"/>
+              <w:pBdr>
+                <w:bottom w:val="none" w:sz="0" w:space="0" w:color="000000"/>
+                <w:top w:val="none" w:sz="0" w:space="0" w:color="000000"/>
+                <w:left w:val="none" w:sz="0" w:space="0" w:color="000000"/>
+                <w:right w:val="none" w:sz="0" w:space="0" w:color="000000"/>
+              </w:pBdr>
+              <w:spacing w:after="100" w:before="100" w:line="240"/>
+              <w:ind w:left="100" w:right="100" w:firstLine="0" w:firstLineChars="0"/>
+              <w:rPr>
+                <w:rFonts w:ascii="Times New Roman" w:hAnsi="Helvetica" w:eastAsia="Helvetica" w:cs="Helvetica"/>
+                <w:i w:val="false"/>
+                <w:b w:val="false"/>
+                <w:u w:val="none"/>
+                <w:sz w:val="22"/>
+                <w:szCs w:val="22"/>
+                <w:color w:val="000000"/>
+              </w:rPr>
             </w:pPr>
             <w:r>
               <w:rPr>
@@ -976,15 +1126,23 @@
           <w:p>
             <w:pPr>
               <w:jc w:val="left"/>
-              <w:keepNext/>
-              <w:pBdr>
-                <w:bottom w:val="none" w:sz="0" w:space="0" w:color="000000"/>
-                <w:top w:val="none" w:sz="0" w:space="0" w:color="000000"/>
-                <w:left w:val="none" w:sz="0" w:space="0" w:color="000000"/>
-                <w:right w:val="none" w:sz="0" w:space="0" w:color="000000"/>
-              </w:pBdr>
-              <w:spacing w:after="100" w:before="100" w:line="240"/>
-              <w:ind w:firstLine="0" w:left="100" w:right="100"/>
+              <w:pBdr>
+                <w:bottom w:val="none" w:sz="0" w:space="0" w:color="000000"/>
+                <w:top w:val="none" w:sz="0" w:space="0" w:color="000000"/>
+                <w:left w:val="none" w:sz="0" w:space="0" w:color="000000"/>
+                <w:right w:val="none" w:sz="0" w:space="0" w:color="000000"/>
+              </w:pBdr>
+              <w:spacing w:after="100" w:before="100" w:line="240"/>
+              <w:ind w:left="100" w:right="100" w:firstLine="0" w:firstLineChars="0"/>
+              <w:rPr>
+                <w:rFonts w:ascii="Times New Roman" w:hAnsi="Helvetica" w:eastAsia="Helvetica" w:cs="Helvetica"/>
+                <w:i w:val="false"/>
+                <w:b w:val="false"/>
+                <w:u w:val="none"/>
+                <w:sz w:val="22"/>
+                <w:szCs w:val="22"/>
+                <w:color w:val="000000"/>
+              </w:rPr>
             </w:pPr>
             <w:r>
               <w:rPr>
@@ -1020,15 +1178,23 @@
           <w:p>
             <w:pPr>
               <w:jc w:val="left"/>
-              <w:keepNext/>
-              <w:pBdr>
-                <w:bottom w:val="none" w:sz="0" w:space="0" w:color="000000"/>
-                <w:top w:val="none" w:sz="0" w:space="0" w:color="000000"/>
-                <w:left w:val="none" w:sz="0" w:space="0" w:color="000000"/>
-                <w:right w:val="none" w:sz="0" w:space="0" w:color="000000"/>
-              </w:pBdr>
-              <w:spacing w:after="100" w:before="100" w:line="240"/>
-              <w:ind w:firstLine="0" w:left="100" w:right="100"/>
+              <w:pBdr>
+                <w:bottom w:val="none" w:sz="0" w:space="0" w:color="000000"/>
+                <w:top w:val="none" w:sz="0" w:space="0" w:color="000000"/>
+                <w:left w:val="none" w:sz="0" w:space="0" w:color="000000"/>
+                <w:right w:val="none" w:sz="0" w:space="0" w:color="000000"/>
+              </w:pBdr>
+              <w:spacing w:after="100" w:before="100" w:line="240"/>
+              <w:ind w:left="100" w:right="100" w:firstLine="0" w:firstLineChars="0"/>
+              <w:rPr>
+                <w:rFonts w:ascii="Times New Roman" w:hAnsi="Helvetica" w:eastAsia="Helvetica" w:cs="Helvetica"/>
+                <w:i w:val="false"/>
+                <w:b w:val="false"/>
+                <w:u w:val="none"/>
+                <w:sz w:val="22"/>
+                <w:szCs w:val="22"/>
+                <w:color w:val="000000"/>
+              </w:rPr>
             </w:pPr>
             <w:r>
               <w:rPr>
@@ -1047,7 +1213,6 @@
       </w:tr>
       <w:tr>
         <w:trPr>
-          <w:cantSplit/>
           <w:trHeight w:val="360" w:hRule="auto"/>
         </w:trPr>
         body5
@@ -1071,15 +1236,23 @@
           <w:p>
             <w:pPr>
               <w:jc w:val="left"/>
-              <w:keepNext/>
-              <w:pBdr>
-                <w:bottom w:val="none" w:sz="0" w:space="0" w:color="000000"/>
-                <w:top w:val="none" w:sz="0" w:space="0" w:color="000000"/>
-                <w:left w:val="none" w:sz="0" w:space="0" w:color="000000"/>
-                <w:right w:val="none" w:sz="0" w:space="0" w:color="000000"/>
-              </w:pBdr>
-              <w:spacing w:after="100" w:before="100" w:line="240"/>
-              <w:ind w:firstLine="0" w:left="100" w:right="100"/>
+              <w:pBdr>
+                <w:bottom w:val="none" w:sz="0" w:space="0" w:color="000000"/>
+                <w:top w:val="none" w:sz="0" w:space="0" w:color="000000"/>
+                <w:left w:val="none" w:sz="0" w:space="0" w:color="000000"/>
+                <w:right w:val="none" w:sz="0" w:space="0" w:color="000000"/>
+              </w:pBdr>
+              <w:spacing w:after="100" w:before="100" w:line="240"/>
+              <w:ind w:left="100" w:right="100" w:firstLine="0" w:firstLineChars="0"/>
+              <w:rPr>
+                <w:rFonts w:ascii="Times New Roman" w:hAnsi="Helvetica" w:eastAsia="Helvetica" w:cs="Helvetica"/>
+                <w:i w:val="false"/>
+                <w:b w:val="false"/>
+                <w:u w:val="none"/>
+                <w:sz w:val="22"/>
+                <w:szCs w:val="22"/>
+                <w:color w:val="000000"/>
+              </w:rPr>
             </w:pPr>
             <w:r>
               <w:rPr>
@@ -1115,15 +1288,23 @@
           <w:p>
             <w:pPr>
               <w:jc w:val="left"/>
-              <w:keepNext/>
-              <w:pBdr>
-                <w:bottom w:val="none" w:sz="0" w:space="0" w:color="000000"/>
-                <w:top w:val="none" w:sz="0" w:space="0" w:color="000000"/>
-                <w:left w:val="none" w:sz="0" w:space="0" w:color="000000"/>
-                <w:right w:val="none" w:sz="0" w:space="0" w:color="000000"/>
-              </w:pBdr>
-              <w:spacing w:after="100" w:before="100" w:line="240"/>
-              <w:ind w:firstLine="0" w:left="100" w:right="100"/>
+              <w:pBdr>
+                <w:bottom w:val="none" w:sz="0" w:space="0" w:color="000000"/>
+                <w:top w:val="none" w:sz="0" w:space="0" w:color="000000"/>
+                <w:left w:val="none" w:sz="0" w:space="0" w:color="000000"/>
+                <w:right w:val="none" w:sz="0" w:space="0" w:color="000000"/>
+              </w:pBdr>
+              <w:spacing w:after="100" w:before="100" w:line="240"/>
+              <w:ind w:left="100" w:right="100" w:firstLine="0" w:firstLineChars="0"/>
+              <w:rPr>
+                <w:rFonts w:ascii="Times New Roman" w:hAnsi="Helvetica" w:eastAsia="Helvetica" w:cs="Helvetica"/>
+                <w:i w:val="false"/>
+                <w:b w:val="false"/>
+                <w:u w:val="none"/>
+                <w:sz w:val="22"/>
+                <w:szCs w:val="22"/>
+                <w:color w:val="000000"/>
+              </w:rPr>
             </w:pPr>
             <w:r>
               <w:rPr>
@@ -1159,15 +1340,23 @@
           <w:p>
             <w:pPr>
               <w:jc w:val="left"/>
-              <w:keepNext/>
-              <w:pBdr>
-                <w:bottom w:val="none" w:sz="0" w:space="0" w:color="000000"/>
-                <w:top w:val="none" w:sz="0" w:space="0" w:color="000000"/>
-                <w:left w:val="none" w:sz="0" w:space="0" w:color="000000"/>
-                <w:right w:val="none" w:sz="0" w:space="0" w:color="000000"/>
-              </w:pBdr>
-              <w:spacing w:after="100" w:before="100" w:line="240"/>
-              <w:ind w:firstLine="0" w:left="100" w:right="100"/>
+              <w:pBdr>
+                <w:bottom w:val="none" w:sz="0" w:space="0" w:color="000000"/>
+                <w:top w:val="none" w:sz="0" w:space="0" w:color="000000"/>
+                <w:left w:val="none" w:sz="0" w:space="0" w:color="000000"/>
+                <w:right w:val="none" w:sz="0" w:space="0" w:color="000000"/>
+              </w:pBdr>
+              <w:spacing w:after="100" w:before="100" w:line="240"/>
+              <w:ind w:left="100" w:right="100" w:firstLine="0" w:firstLineChars="0"/>
+              <w:rPr>
+                <w:rFonts w:ascii="Times New Roman" w:hAnsi="Helvetica" w:eastAsia="Helvetica" w:cs="Helvetica"/>
+                <w:i w:val="false"/>
+                <w:b w:val="false"/>
+                <w:u w:val="none"/>
+                <w:sz w:val="22"/>
+                <w:szCs w:val="22"/>
+                <w:color w:val="000000"/>
+              </w:rPr>
             </w:pPr>
             <w:r>
               <w:rPr>
@@ -1203,15 +1392,23 @@
           <w:p>
             <w:pPr>
               <w:jc w:val="left"/>
-              <w:keepNext/>
-              <w:pBdr>
-                <w:bottom w:val="none" w:sz="0" w:space="0" w:color="000000"/>
-                <w:top w:val="none" w:sz="0" w:space="0" w:color="000000"/>
-                <w:left w:val="none" w:sz="0" w:space="0" w:color="000000"/>
-                <w:right w:val="none" w:sz="0" w:space="0" w:color="000000"/>
-              </w:pBdr>
-              <w:spacing w:after="100" w:before="100" w:line="240"/>
-              <w:ind w:firstLine="0" w:left="100" w:right="100"/>
+              <w:pBdr>
+                <w:bottom w:val="none" w:sz="0" w:space="0" w:color="000000"/>
+                <w:top w:val="none" w:sz="0" w:space="0" w:color="000000"/>
+                <w:left w:val="none" w:sz="0" w:space="0" w:color="000000"/>
+                <w:right w:val="none" w:sz="0" w:space="0" w:color="000000"/>
+              </w:pBdr>
+              <w:spacing w:after="100" w:before="100" w:line="240"/>
+              <w:ind w:left="100" w:right="100" w:firstLine="0" w:firstLineChars="0"/>
+              <w:rPr>
+                <w:rFonts w:ascii="Times New Roman" w:hAnsi="Helvetica" w:eastAsia="Helvetica" w:cs="Helvetica"/>
+                <w:i w:val="false"/>
+                <w:b w:val="false"/>
+                <w:u w:val="none"/>
+                <w:sz w:val="22"/>
+                <w:szCs w:val="22"/>
+                <w:color w:val="000000"/>
+              </w:rPr>
             </w:pPr>
             <w:r>
               <w:rPr>
@@ -1230,7 +1427,6 @@
       </w:tr>
       <w:tr>
         <w:trPr>
-          <w:cantSplit/>
           <w:trHeight w:val="360" w:hRule="auto"/>
         </w:trPr>
         body6
@@ -1254,15 +1450,23 @@
           <w:p>
             <w:pPr>
               <w:jc w:val="left"/>
-              <w:keepNext/>
-              <w:pBdr>
-                <w:bottom w:val="none" w:sz="0" w:space="0" w:color="000000"/>
-                <w:top w:val="none" w:sz="0" w:space="0" w:color="000000"/>
-                <w:left w:val="none" w:sz="0" w:space="0" w:color="000000"/>
-                <w:right w:val="none" w:sz="0" w:space="0" w:color="000000"/>
-              </w:pBdr>
-              <w:spacing w:after="100" w:before="100" w:line="240"/>
-              <w:ind w:firstLine="0" w:left="100" w:right="100"/>
+              <w:pBdr>
+                <w:bottom w:val="none" w:sz="0" w:space="0" w:color="000000"/>
+                <w:top w:val="none" w:sz="0" w:space="0" w:color="000000"/>
+                <w:left w:val="none" w:sz="0" w:space="0" w:color="000000"/>
+                <w:right w:val="none" w:sz="0" w:space="0" w:color="000000"/>
+              </w:pBdr>
+              <w:spacing w:after="100" w:before="100" w:line="240"/>
+              <w:ind w:left="100" w:right="100" w:firstLine="0" w:firstLineChars="0"/>
+              <w:rPr>
+                <w:rFonts w:ascii="Times New Roman" w:hAnsi="Helvetica" w:eastAsia="Helvetica" w:cs="Helvetica"/>
+                <w:i w:val="false"/>
+                <w:b w:val="false"/>
+                <w:u w:val="none"/>
+                <w:sz w:val="22"/>
+                <w:szCs w:val="22"/>
+                <w:color w:val="000000"/>
+              </w:rPr>
             </w:pPr>
             <w:r>
               <w:rPr>
@@ -1298,15 +1502,23 @@
           <w:p>
             <w:pPr>
               <w:jc w:val="left"/>
-              <w:keepNext/>
-              <w:pBdr>
-                <w:bottom w:val="none" w:sz="0" w:space="0" w:color="000000"/>
-                <w:top w:val="none" w:sz="0" w:space="0" w:color="000000"/>
-                <w:left w:val="none" w:sz="0" w:space="0" w:color="000000"/>
-                <w:right w:val="none" w:sz="0" w:space="0" w:color="000000"/>
-              </w:pBdr>
-              <w:spacing w:after="100" w:before="100" w:line="240"/>
-              <w:ind w:firstLine="0" w:left="100" w:right="100"/>
+              <w:pBdr>
+                <w:bottom w:val="none" w:sz="0" w:space="0" w:color="000000"/>
+                <w:top w:val="none" w:sz="0" w:space="0" w:color="000000"/>
+                <w:left w:val="none" w:sz="0" w:space="0" w:color="000000"/>
+                <w:right w:val="none" w:sz="0" w:space="0" w:color="000000"/>
+              </w:pBdr>
+              <w:spacing w:after="100" w:before="100" w:line="240"/>
+              <w:ind w:left="100" w:right="100" w:firstLine="0" w:firstLineChars="0"/>
+              <w:rPr>
+                <w:rFonts w:ascii="Times New Roman" w:hAnsi="Helvetica" w:eastAsia="Helvetica" w:cs="Helvetica"/>
+                <w:i w:val="false"/>
+                <w:b w:val="false"/>
+                <w:u w:val="none"/>
+                <w:sz w:val="22"/>
+                <w:szCs w:val="22"/>
+                <w:color w:val="000000"/>
+              </w:rPr>
             </w:pPr>
             <w:r>
               <w:rPr>
@@ -1342,15 +1554,23 @@
           <w:p>
             <w:pPr>
               <w:jc w:val="left"/>
-              <w:keepNext/>
-              <w:pBdr>
-                <w:bottom w:val="none" w:sz="0" w:space="0" w:color="000000"/>
-                <w:top w:val="none" w:sz="0" w:space="0" w:color="000000"/>
-                <w:left w:val="none" w:sz="0" w:space="0" w:color="000000"/>
-                <w:right w:val="none" w:sz="0" w:space="0" w:color="000000"/>
-              </w:pBdr>
-              <w:spacing w:after="100" w:before="100" w:line="240"/>
-              <w:ind w:firstLine="0" w:left="100" w:right="100"/>
+              <w:pBdr>
+                <w:bottom w:val="none" w:sz="0" w:space="0" w:color="000000"/>
+                <w:top w:val="none" w:sz="0" w:space="0" w:color="000000"/>
+                <w:left w:val="none" w:sz="0" w:space="0" w:color="000000"/>
+                <w:right w:val="none" w:sz="0" w:space="0" w:color="000000"/>
+              </w:pBdr>
+              <w:spacing w:after="100" w:before="100" w:line="240"/>
+              <w:ind w:left="100" w:right="100" w:firstLine="0" w:firstLineChars="0"/>
+              <w:rPr>
+                <w:rFonts w:ascii="Times New Roman" w:hAnsi="Helvetica" w:eastAsia="Helvetica" w:cs="Helvetica"/>
+                <w:i w:val="false"/>
+                <w:b w:val="false"/>
+                <w:u w:val="none"/>
+                <w:sz w:val="22"/>
+                <w:szCs w:val="22"/>
+                <w:color w:val="000000"/>
+              </w:rPr>
             </w:pPr>
             <w:r>
               <w:rPr>
@@ -1386,15 +1606,23 @@
           <w:p>
             <w:pPr>
               <w:jc w:val="left"/>
-              <w:keepNext/>
-              <w:pBdr>
-                <w:bottom w:val="none" w:sz="0" w:space="0" w:color="000000"/>
-                <w:top w:val="none" w:sz="0" w:space="0" w:color="000000"/>
-                <w:left w:val="none" w:sz="0" w:space="0" w:color="000000"/>
-                <w:right w:val="none" w:sz="0" w:space="0" w:color="000000"/>
-              </w:pBdr>
-              <w:spacing w:after="100" w:before="100" w:line="240"/>
-              <w:ind w:firstLine="0" w:left="100" w:right="100"/>
+              <w:pBdr>
+                <w:bottom w:val="none" w:sz="0" w:space="0" w:color="000000"/>
+                <w:top w:val="none" w:sz="0" w:space="0" w:color="000000"/>
+                <w:left w:val="none" w:sz="0" w:space="0" w:color="000000"/>
+                <w:right w:val="none" w:sz="0" w:space="0" w:color="000000"/>
+              </w:pBdr>
+              <w:spacing w:after="100" w:before="100" w:line="240"/>
+              <w:ind w:left="100" w:right="100" w:firstLine="0" w:firstLineChars="0"/>
+              <w:rPr>
+                <w:rFonts w:ascii="Times New Roman" w:hAnsi="Helvetica" w:eastAsia="Helvetica" w:cs="Helvetica"/>
+                <w:i w:val="false"/>
+                <w:b w:val="false"/>
+                <w:u w:val="none"/>
+                <w:sz w:val="22"/>
+                <w:szCs w:val="22"/>
+                <w:color w:val="000000"/>
+              </w:rPr>
             </w:pPr>
             <w:r>
               <w:rPr>
@@ -1413,7 +1641,6 @@
       </w:tr>
       <w:tr>
         <w:trPr>
-          <w:cantSplit/>
           <w:trHeight w:val="360" w:hRule="auto"/>
         </w:trPr>
         body7
@@ -1437,15 +1664,23 @@
           <w:p>
             <w:pPr>
               <w:jc w:val="left"/>
-              <w:keepNext/>
-              <w:pBdr>
-                <w:bottom w:val="none" w:sz="0" w:space="0" w:color="000000"/>
-                <w:top w:val="none" w:sz="0" w:space="0" w:color="000000"/>
-                <w:left w:val="none" w:sz="0" w:space="0" w:color="000000"/>
-                <w:right w:val="none" w:sz="0" w:space="0" w:color="000000"/>
-              </w:pBdr>
-              <w:spacing w:after="100" w:before="100" w:line="240"/>
-              <w:ind w:firstLine="0" w:left="100" w:right="100"/>
+              <w:pBdr>
+                <w:bottom w:val="none" w:sz="0" w:space="0" w:color="000000"/>
+                <w:top w:val="none" w:sz="0" w:space="0" w:color="000000"/>
+                <w:left w:val="none" w:sz="0" w:space="0" w:color="000000"/>
+                <w:right w:val="none" w:sz="0" w:space="0" w:color="000000"/>
+              </w:pBdr>
+              <w:spacing w:after="100" w:before="100" w:line="240"/>
+              <w:ind w:left="100" w:right="100" w:firstLine="0" w:firstLineChars="0"/>
+              <w:rPr>
+                <w:rFonts w:ascii="Times New Roman" w:hAnsi="Helvetica" w:eastAsia="Helvetica" w:cs="Helvetica"/>
+                <w:i w:val="false"/>
+                <w:b w:val="false"/>
+                <w:u w:val="none"/>
+                <w:sz w:val="22"/>
+                <w:szCs w:val="22"/>
+                <w:color w:val="000000"/>
+              </w:rPr>
             </w:pPr>
             <w:r>
               <w:rPr>
@@ -1481,15 +1716,23 @@
           <w:p>
             <w:pPr>
               <w:jc w:val="left"/>
-              <w:keepNext/>
-              <w:pBdr>
-                <w:bottom w:val="none" w:sz="0" w:space="0" w:color="000000"/>
-                <w:top w:val="none" w:sz="0" w:space="0" w:color="000000"/>
-                <w:left w:val="none" w:sz="0" w:space="0" w:color="000000"/>
-                <w:right w:val="none" w:sz="0" w:space="0" w:color="000000"/>
-              </w:pBdr>
-              <w:spacing w:after="100" w:before="100" w:line="240"/>
-              <w:ind w:firstLine="0" w:left="100" w:right="100"/>
+              <w:pBdr>
+                <w:bottom w:val="none" w:sz="0" w:space="0" w:color="000000"/>
+                <w:top w:val="none" w:sz="0" w:space="0" w:color="000000"/>
+                <w:left w:val="none" w:sz="0" w:space="0" w:color="000000"/>
+                <w:right w:val="none" w:sz="0" w:space="0" w:color="000000"/>
+              </w:pBdr>
+              <w:spacing w:after="100" w:before="100" w:line="240"/>
+              <w:ind w:left="100" w:right="100" w:firstLine="0" w:firstLineChars="0"/>
+              <w:rPr>
+                <w:rFonts w:ascii="Times New Roman" w:hAnsi="Helvetica" w:eastAsia="Helvetica" w:cs="Helvetica"/>
+                <w:i w:val="false"/>
+                <w:b w:val="false"/>
+                <w:u w:val="none"/>
+                <w:sz w:val="22"/>
+                <w:szCs w:val="22"/>
+                <w:color w:val="000000"/>
+              </w:rPr>
             </w:pPr>
             <w:r>
               <w:rPr>
@@ -1525,15 +1768,23 @@
           <w:p>
             <w:pPr>
               <w:jc w:val="left"/>
-              <w:keepNext/>
-              <w:pBdr>
-                <w:bottom w:val="none" w:sz="0" w:space="0" w:color="000000"/>
-                <w:top w:val="none" w:sz="0" w:space="0" w:color="000000"/>
-                <w:left w:val="none" w:sz="0" w:space="0" w:color="000000"/>
-                <w:right w:val="none" w:sz="0" w:space="0" w:color="000000"/>
-              </w:pBdr>
-              <w:spacing w:after="100" w:before="100" w:line="240"/>
-              <w:ind w:firstLine="0" w:left="100" w:right="100"/>
+              <w:pBdr>
+                <w:bottom w:val="none" w:sz="0" w:space="0" w:color="000000"/>
+                <w:top w:val="none" w:sz="0" w:space="0" w:color="000000"/>
+                <w:left w:val="none" w:sz="0" w:space="0" w:color="000000"/>
+                <w:right w:val="none" w:sz="0" w:space="0" w:color="000000"/>
+              </w:pBdr>
+              <w:spacing w:after="100" w:before="100" w:line="240"/>
+              <w:ind w:left="100" w:right="100" w:firstLine="0" w:firstLineChars="0"/>
+              <w:rPr>
+                <w:rFonts w:ascii="Times New Roman" w:hAnsi="Helvetica" w:eastAsia="Helvetica" w:cs="Helvetica"/>
+                <w:i w:val="false"/>
+                <w:b w:val="false"/>
+                <w:u w:val="none"/>
+                <w:sz w:val="22"/>
+                <w:szCs w:val="22"/>
+                <w:color w:val="000000"/>
+              </w:rPr>
             </w:pPr>
             <w:r>
               <w:rPr>
@@ -1569,15 +1820,23 @@
           <w:p>
             <w:pPr>
               <w:jc w:val="left"/>
-              <w:keepNext/>
-              <w:pBdr>
-                <w:bottom w:val="none" w:sz="0" w:space="0" w:color="000000"/>
-                <w:top w:val="none" w:sz="0" w:space="0" w:color="000000"/>
-                <w:left w:val="none" w:sz="0" w:space="0" w:color="000000"/>
-                <w:right w:val="none" w:sz="0" w:space="0" w:color="000000"/>
-              </w:pBdr>
-              <w:spacing w:after="100" w:before="100" w:line="240"/>
-              <w:ind w:firstLine="0" w:left="100" w:right="100"/>
+              <w:pBdr>
+                <w:bottom w:val="none" w:sz="0" w:space="0" w:color="000000"/>
+                <w:top w:val="none" w:sz="0" w:space="0" w:color="000000"/>
+                <w:left w:val="none" w:sz="0" w:space="0" w:color="000000"/>
+                <w:right w:val="none" w:sz="0" w:space="0" w:color="000000"/>
+              </w:pBdr>
+              <w:spacing w:after="100" w:before="100" w:line="240"/>
+              <w:ind w:left="100" w:right="100" w:firstLine="0" w:firstLineChars="0"/>
+              <w:rPr>
+                <w:rFonts w:ascii="Times New Roman" w:hAnsi="Helvetica" w:eastAsia="Helvetica" w:cs="Helvetica"/>
+                <w:i w:val="false"/>
+                <w:b w:val="false"/>
+                <w:u w:val="none"/>
+                <w:sz w:val="22"/>
+                <w:szCs w:val="22"/>
+                <w:color w:val="000000"/>
+              </w:rPr>
             </w:pPr>
             <w:r>
               <w:rPr>
@@ -1596,14 +1855,13 @@
       </w:tr>
       <w:tr>
         <w:trPr>
-          <w:cantSplit/>
           <w:trHeight w:val="360" w:hRule="auto"/>
         </w:trPr>
         body8
         <w:tc>
           <w:tcPr>
             <w:tcBorders>
-              <w:bottom w:val="single" w:sz="16" w:space="0" w:color="666666"/>
+              <w:bottom w:val="single" w:sz="12" w:space="0" w:color="666666"/>
               <w:top w:val="none" w:sz="0" w:space="0" w:color="000000"/>
               <w:left w:val="none" w:sz="0" w:space="0" w:color="000000"/>
               <w:right w:val="none" w:sz="0" w:space="0" w:color="000000"/>
@@ -1620,15 +1878,23 @@
           <w:p>
             <w:pPr>
               <w:jc w:val="left"/>
-              <w:keepNext/>
-              <w:pBdr>
-                <w:bottom w:val="none" w:sz="0" w:space="0" w:color="000000"/>
-                <w:top w:val="none" w:sz="0" w:space="0" w:color="000000"/>
-                <w:left w:val="none" w:sz="0" w:space="0" w:color="000000"/>
-                <w:right w:val="none" w:sz="0" w:space="0" w:color="000000"/>
-              </w:pBdr>
-              <w:spacing w:after="100" w:before="100" w:line="240"/>
-              <w:ind w:firstLine="0" w:left="100" w:right="100"/>
+              <w:pBdr>
+                <w:bottom w:val="none" w:sz="0" w:space="0" w:color="000000"/>
+                <w:top w:val="none" w:sz="0" w:space="0" w:color="000000"/>
+                <w:left w:val="none" w:sz="0" w:space="0" w:color="000000"/>
+                <w:right w:val="none" w:sz="0" w:space="0" w:color="000000"/>
+              </w:pBdr>
+              <w:spacing w:after="100" w:before="100" w:line="240"/>
+              <w:ind w:left="100" w:right="100" w:firstLine="0" w:firstLineChars="0"/>
+              <w:rPr>
+                <w:rFonts w:ascii="Times New Roman" w:hAnsi="Helvetica" w:eastAsia="Helvetica" w:cs="Helvetica"/>
+                <w:i w:val="false"/>
+                <w:b w:val="false"/>
+                <w:u w:val="none"/>
+                <w:sz w:val="22"/>
+                <w:szCs w:val="22"/>
+                <w:color w:val="000000"/>
+              </w:rPr>
             </w:pPr>
             <w:r>
               <w:rPr>
@@ -1647,7 +1913,7 @@
         <w:tc>
           <w:tcPr>
             <w:tcBorders>
-              <w:bottom w:val="single" w:sz="16" w:space="0" w:color="666666"/>
+              <w:bottom w:val="single" w:sz="12" w:space="0" w:color="666666"/>
               <w:top w:val="none" w:sz="0" w:space="0" w:color="000000"/>
               <w:left w:val="none" w:sz="0" w:space="0" w:color="000000"/>
               <w:right w:val="none" w:sz="0" w:space="0" w:color="000000"/>
@@ -1664,15 +1930,23 @@
           <w:p>
             <w:pPr>
               <w:jc w:val="left"/>
-              <w:keepNext/>
-              <w:pBdr>
-                <w:bottom w:val="none" w:sz="0" w:space="0" w:color="000000"/>
-                <w:top w:val="none" w:sz="0" w:space="0" w:color="000000"/>
-                <w:left w:val="none" w:sz="0" w:space="0" w:color="000000"/>
-                <w:right w:val="none" w:sz="0" w:space="0" w:color="000000"/>
-              </w:pBdr>
-              <w:spacing w:after="100" w:before="100" w:line="240"/>
-              <w:ind w:firstLine="0" w:left="100" w:right="100"/>
+              <w:pBdr>
+                <w:bottom w:val="none" w:sz="0" w:space="0" w:color="000000"/>
+                <w:top w:val="none" w:sz="0" w:space="0" w:color="000000"/>
+                <w:left w:val="none" w:sz="0" w:space="0" w:color="000000"/>
+                <w:right w:val="none" w:sz="0" w:space="0" w:color="000000"/>
+              </w:pBdr>
+              <w:spacing w:after="100" w:before="100" w:line="240"/>
+              <w:ind w:left="100" w:right="100" w:firstLine="0" w:firstLineChars="0"/>
+              <w:rPr>
+                <w:rFonts w:ascii="Times New Roman" w:hAnsi="Helvetica" w:eastAsia="Helvetica" w:cs="Helvetica"/>
+                <w:i w:val="false"/>
+                <w:b w:val="false"/>
+                <w:u w:val="none"/>
+                <w:sz w:val="22"/>
+                <w:szCs w:val="22"/>
+                <w:color w:val="000000"/>
+              </w:rPr>
             </w:pPr>
             <w:r>
               <w:rPr>
@@ -1691,7 +1965,7 @@
         <w:tc>
           <w:tcPr>
             <w:tcBorders>
-              <w:bottom w:val="single" w:sz="16" w:space="0" w:color="666666"/>
+              <w:bottom w:val="single" w:sz="12" w:space="0" w:color="666666"/>
               <w:top w:val="none" w:sz="0" w:space="0" w:color="000000"/>
               <w:left w:val="none" w:sz="0" w:space="0" w:color="000000"/>
               <w:right w:val="none" w:sz="0" w:space="0" w:color="000000"/>
@@ -1708,15 +1982,23 @@
           <w:p>
             <w:pPr>
               <w:jc w:val="left"/>
-              <w:keepNext/>
-              <w:pBdr>
-                <w:bottom w:val="none" w:sz="0" w:space="0" w:color="000000"/>
-                <w:top w:val="none" w:sz="0" w:space="0" w:color="000000"/>
-                <w:left w:val="none" w:sz="0" w:space="0" w:color="000000"/>
-                <w:right w:val="none" w:sz="0" w:space="0" w:color="000000"/>
-              </w:pBdr>
-              <w:spacing w:after="100" w:before="100" w:line="240"/>
-              <w:ind w:firstLine="0" w:left="100" w:right="100"/>
+              <w:pBdr>
+                <w:bottom w:val="none" w:sz="0" w:space="0" w:color="000000"/>
+                <w:top w:val="none" w:sz="0" w:space="0" w:color="000000"/>
+                <w:left w:val="none" w:sz="0" w:space="0" w:color="000000"/>
+                <w:right w:val="none" w:sz="0" w:space="0" w:color="000000"/>
+              </w:pBdr>
+              <w:spacing w:after="100" w:before="100" w:line="240"/>
+              <w:ind w:left="100" w:right="100" w:firstLine="0" w:firstLineChars="0"/>
+              <w:rPr>
+                <w:rFonts w:ascii="Times New Roman" w:hAnsi="Helvetica" w:eastAsia="Helvetica" w:cs="Helvetica"/>
+                <w:i w:val="false"/>
+                <w:b w:val="false"/>
+                <w:u w:val="none"/>
+                <w:sz w:val="22"/>
+                <w:szCs w:val="22"/>
+                <w:color w:val="000000"/>
+              </w:rPr>
             </w:pPr>
             <w:r>
               <w:rPr>
@@ -1735,7 +2017,7 @@
         <w:tc>
           <w:tcPr>
             <w:tcBorders>
-              <w:bottom w:val="single" w:sz="16" w:space="0" w:color="666666"/>
+              <w:bottom w:val="single" w:sz="12" w:space="0" w:color="666666"/>
               <w:top w:val="none" w:sz="0" w:space="0" w:color="000000"/>
               <w:left w:val="none" w:sz="0" w:space="0" w:color="000000"/>
               <w:right w:val="none" w:sz="0" w:space="0" w:color="000000"/>
@@ -1752,15 +2034,23 @@
           <w:p>
             <w:pPr>
               <w:jc w:val="left"/>
-              <w:keepNext/>
-              <w:pBdr>
-                <w:bottom w:val="none" w:sz="0" w:space="0" w:color="000000"/>
-                <w:top w:val="none" w:sz="0" w:space="0" w:color="000000"/>
-                <w:left w:val="none" w:sz="0" w:space="0" w:color="000000"/>
-                <w:right w:val="none" w:sz="0" w:space="0" w:color="000000"/>
-              </w:pBdr>
-              <w:spacing w:after="100" w:before="100" w:line="240"/>
-              <w:ind w:firstLine="0" w:left="100" w:right="100"/>
+              <w:pBdr>
+                <w:bottom w:val="none" w:sz="0" w:space="0" w:color="000000"/>
+                <w:top w:val="none" w:sz="0" w:space="0" w:color="000000"/>
+                <w:left w:val="none" w:sz="0" w:space="0" w:color="000000"/>
+                <w:right w:val="none" w:sz="0" w:space="0" w:color="000000"/>
+              </w:pBdr>
+              <w:spacing w:after="100" w:before="100" w:line="240"/>
+              <w:ind w:left="100" w:right="100" w:firstLine="0" w:firstLineChars="0"/>
+              <w:rPr>
+                <w:rFonts w:ascii="Times New Roman" w:hAnsi="Helvetica" w:eastAsia="Helvetica" w:cs="Helvetica"/>
+                <w:i w:val="false"/>
+                <w:b w:val="false"/>
+                <w:u w:val="none"/>
+                <w:sz w:val="22"/>
+                <w:szCs w:val="22"/>
+                <w:color w:val="000000"/>
+              </w:rPr>
             </w:pPr>
             <w:r>
               <w:rPr>
@@ -1786,6 +2076,11 @@
     </w:sectPr>
   </w:body>
 </w:document>
+</file>
+
+<file path=word/comments.xml><?xml version="1.0" encoding="utf-8"?>
+<w:comments xmlns:wpc="http://schemas.microsoft.com/office/word/2010/wordprocessingCanvas" xmlns:mo="http://schemas.microsoft.com/office/mac/office/2008/main" xmlns:mc="http://schemas.openxmlformats.org/markup-compatibility/2006" xmlns:mv="urn:schemas-microsoft-com:mac:vml" xmlns:o="urn:schemas-microsoft-com:office:office" xmlns:r="http://schemas.openxmlformats.org/officeDocument/2006/relationships" xmlns:m="http://schemas.openxmlformats.org/officeDocument/2006/math" xmlns:v="urn:schemas-microsoft-com:vml" xmlns:wp14="http://schemas.microsoft.com/office/word/2010/wordprocessingDrawing" xmlns:wp="http://schemas.openxmlformats.org/drawingml/2006/wordprocessingDrawing" xmlns:w10="urn:schemas-microsoft-com:office:word" xmlns:w="http://schemas.openxmlformats.org/wordprocessingml/2006/main" xmlns:w14="http://schemas.microsoft.com/office/word/2010/wordml" xmlns:wpg="http://schemas.microsoft.com/office/word/2010/wordprocessingGroup" xmlns:wpi="http://schemas.microsoft.com/office/word/2010/wordprocessingInk" xmlns:wne="http://schemas.microsoft.com/office/word/2006/wordml" xmlns:wps="http://schemas.microsoft.com/office/word/2010/wordprocessingShape" mc:Ignorable="w14 wp14">
+</w:comments>
 </file>
 
 <file path=word/footnotes.xml><?xml version="1.0" encoding="utf-8"?>
